--- a/260921_construction-period-review/meeting/sample-report.docx
+++ b/260921_construction-period-review/meeting/sample-report.docx
@@ -28,7 +28,7 @@
           <w:color w:val="5A5A5A"/>
           <w:sz w:val="18"/>
         </w:rPr>
-        <w:t>대구 달서구 ○○공공청사 신축 · 검토일 2026년 9월 22일 · 문서번호 CPR-20260922-01</w:t>
+        <w:t>대구 달서구 ○○공공청사 신축 · 검토일 2026년 9월 28일 · 문서번호 CPR-20260928-01</w:t>
       </w:r>
     </w:p>
     <w:tbl>
@@ -74,17 +74,17 @@
                 <w:b/>
                 <w:sz w:val="20"/>
               </w:rPr>
-              <w:t>산정 공사기간 234일 vs 계획 공기 230일 (-4일)</w:t>
-            </w:r>
-          </w:p>
-          <w:p>
-            <w:r>
-              <w:rPr>
-                <w:rFonts w:ascii="맑은 고딕" w:hAnsi="맑은 고딕" w:eastAsia="맑은 고딕"/>
-                <w:b w:val="0"/>
-                <w:sz w:val="18"/>
-              </w:rPr>
-              <w:t>계획 공기가 산정 공기보다 4일 부족합니다. 투입조 증원 또는 공정 병행으로 회복 가능한 범위(10% 이내)입니다.</w:t>
+              <w:t>산정 공사기간 208일 vs 계획 공기 205일 (-3일)</w:t>
+            </w:r>
+          </w:p>
+          <w:p>
+            <w:r>
+              <w:rPr>
+                <w:rFonts w:ascii="맑은 고딕" w:hAnsi="맑은 고딕" w:eastAsia="맑은 고딕"/>
+                <w:b w:val="0"/>
+                <w:sz w:val="18"/>
+              </w:rPr>
+              <w:t>계획 공기가 산정 공기보다 3일 부족합니다. 투입조 증원 또는 공정 병행으로 회복 가능한 범위(10% 이내)입니다.</w:t>
             </w:r>
           </w:p>
         </w:tc>
@@ -856,7 +856,7 @@
                 <w:b w:val="0"/>
                 <w:sz w:val="18"/>
               </w:rPr>
-              <w:t>1</w:t>
+              <w:t>2</w:t>
             </w:r>
           </w:p>
         </w:tc>
@@ -894,7 +894,7 @@
                 <w:b w:val="0"/>
                 <w:sz w:val="18"/>
               </w:rPr>
-              <w:t>11</w:t>
+              <w:t>6</w:t>
             </w:r>
           </w:p>
         </w:tc>
@@ -987,7 +987,7 @@
                 <w:b w:val="0"/>
                 <w:sz w:val="18"/>
               </w:rPr>
-              <w:t>1</w:t>
+              <w:t>2</w:t>
             </w:r>
           </w:p>
         </w:tc>
@@ -1025,7 +1025,7 @@
                 <w:b w:val="0"/>
                 <w:sz w:val="18"/>
               </w:rPr>
-              <w:t>3</w:t>
+              <w:t>2</w:t>
             </w:r>
           </w:p>
         </w:tc>
@@ -1380,7 +1380,7 @@
                 <w:b w:val="0"/>
                 <w:sz w:val="18"/>
               </w:rPr>
-              <w:t>2</w:t>
+              <w:t>3</w:t>
             </w:r>
           </w:p>
         </w:tc>
@@ -1418,7 +1418,7 @@
                 <w:b w:val="0"/>
                 <w:sz w:val="18"/>
               </w:rPr>
-              <w:t>8</w:t>
+              <w:t>5</w:t>
             </w:r>
           </w:p>
         </w:tc>
@@ -2952,7 +2952,7 @@
                 <w:b w:val="0"/>
                 <w:sz w:val="18"/>
               </w:rPr>
-              <w:t>1</w:t>
+              <w:t>2</w:t>
             </w:r>
           </w:p>
         </w:tc>
@@ -2990,7 +2990,7 @@
                 <w:b w:val="0"/>
                 <w:sz w:val="18"/>
               </w:rPr>
-              <w:t>4</w:t>
+              <w:t>2</w:t>
             </w:r>
           </w:p>
         </w:tc>
@@ -3214,7 +3214,7 @@
                 <w:b w:val="0"/>
                 <w:sz w:val="18"/>
               </w:rPr>
-              <w:t>1</w:t>
+              <w:t>2</w:t>
             </w:r>
           </w:p>
         </w:tc>
@@ -3252,7 +3252,7 @@
                 <w:b w:val="0"/>
                 <w:sz w:val="18"/>
               </w:rPr>
-              <w:t>6</w:t>
+              <w:t>3</w:t>
             </w:r>
           </w:p>
         </w:tc>
@@ -3345,7 +3345,7 @@
                 <w:b w:val="0"/>
                 <w:sz w:val="18"/>
               </w:rPr>
-              <w:t>1</w:t>
+              <w:t>2</w:t>
             </w:r>
           </w:p>
         </w:tc>
@@ -3383,7 +3383,7 @@
                 <w:b w:val="0"/>
                 <w:sz w:val="18"/>
               </w:rPr>
-              <w:t>8</w:t>
+              <w:t>4</w:t>
             </w:r>
           </w:p>
         </w:tc>
@@ -3666,7 +3666,7 @@
           <w:b w:val="0"/>
           <w:sz w:val="20"/>
         </w:rPr>
-        <w:t>순작업일수는 표준품셈 1-4절 품 할증(토공·옥외 +30%, 콘크리트 +16%, 고소·양중 +20%, 실내마감 +2%, 일반 +15%)을 시공량에 반영한 값이며, 합계 159일에 검측·양생 등 간접작업일 17일, 보정 14일을 가산하여 공정별 작업일수 합계는 190일입니다.</w:t>
+        <w:t>순작업일수는 표준품셈 1-4절 품 할증(토공·옥외 +30%, 콘크리트 +16%, 고소·양중 +20%, 실내마감 +2%, 일반 +15%)을 시공량에 반영한 값이며, 합계 141일에 검측·양생 등 간접작업일 17일, 보정 14일을 가산하여 공정별 작업일수 합계는 172일입니다.</w:t>
       </w:r>
     </w:p>
     <w:p>
@@ -4525,7 +4525,7 @@
           <w:b w:val="0"/>
           <w:sz w:val="20"/>
         </w:rPr>
-        <w:t>13개 공정의 선후행 관계를 기준으로 분석한 결과 주공정선은 가설공사 → 철거공사 → 토공사 → 지정공사 → 철근콘크리트공사 → 양생·검측 → 방수공사 → 되메우기 → 배수공사 → 포장공사 → 부대공사이며, 주공정 작업일수는 162일입니다. 주공정선에 포함된 공정은 여유일수가 0일로 지연 시 전체 공기가 그대로 연장됩니다.</w:t>
+        <w:t>13개 공정의 선후행 관계를 기준으로 분석한 결과 주공정선은 가설공사 → 철거공사 → 토공사 → 지정공사 → 철근콘크리트공사 → 양생·검측 → 방수공사 → 되메우기 → 배수공사 → 포장공사 → 부대공사이며, 주공정 작업일수는 144일입니다. 주공정선에 포함된 공정은 여유일수가 0일로 지연 시 전체 공기가 그대로 연장됩니다.</w:t>
       </w:r>
     </w:p>
     <w:tbl>
@@ -5015,7 +5015,7 @@
                 <w:b w:val="0"/>
                 <w:sz w:val="18"/>
               </w:rPr>
-              <w:t>33</w:t>
+              <w:t>24</w:t>
             </w:r>
           </w:p>
         </w:tc>
@@ -5053,7 +5053,7 @@
                 <w:b w:val="0"/>
                 <w:sz w:val="18"/>
               </w:rPr>
-              <w:t>52</w:t>
+              <w:t>43</w:t>
             </w:r>
           </w:p>
         </w:tc>
@@ -5088,7 +5088,7 @@
                 <w:b w:val="0"/>
                 <w:sz w:val="18"/>
               </w:rPr>
-              <w:t>12/5~1/16</w:t>
+              <w:t>12/5~1/5</w:t>
             </w:r>
           </w:p>
         </w:tc>
@@ -5176,7 +5176,7 @@
                 <w:b w:val="0"/>
                 <w:sz w:val="18"/>
               </w:rPr>
-              <w:t>52</w:t>
+              <w:t>43</w:t>
             </w:r>
           </w:p>
         </w:tc>
@@ -5195,7 +5195,7 @@
                 <w:b w:val="0"/>
                 <w:sz w:val="18"/>
               </w:rPr>
-              <w:t>57</w:t>
+              <w:t>48</w:t>
             </w:r>
           </w:p>
         </w:tc>
@@ -5230,7 +5230,7 @@
                 <w:b w:val="0"/>
                 <w:sz w:val="18"/>
               </w:rPr>
-              <w:t>1/17~1/22</w:t>
+              <w:t>1/6~1/12</w:t>
             </w:r>
           </w:p>
         </w:tc>
@@ -5318,7 +5318,7 @@
                 <w:b w:val="0"/>
                 <w:sz w:val="18"/>
               </w:rPr>
-              <w:t>57</w:t>
+              <w:t>48</w:t>
             </w:r>
           </w:p>
         </w:tc>
@@ -5337,7 +5337,7 @@
                 <w:b w:val="0"/>
                 <w:sz w:val="18"/>
               </w:rPr>
-              <w:t>95</w:t>
+              <w:t>86</w:t>
             </w:r>
           </w:p>
         </w:tc>
@@ -5372,7 +5372,7 @@
                 <w:b w:val="0"/>
                 <w:sz w:val="18"/>
               </w:rPr>
-              <w:t>1/23~3/18</w:t>
+              <w:t>1/13~3/5</w:t>
             </w:r>
           </w:p>
         </w:tc>
@@ -5460,7 +5460,7 @@
                 <w:b w:val="0"/>
                 <w:sz w:val="18"/>
               </w:rPr>
-              <w:t>95</w:t>
+              <w:t>86</w:t>
             </w:r>
           </w:p>
         </w:tc>
@@ -5479,7 +5479,7 @@
                 <w:b w:val="0"/>
                 <w:sz w:val="18"/>
               </w:rPr>
-              <w:t>100</w:t>
+              <w:t>91</w:t>
             </w:r>
           </w:p>
         </w:tc>
@@ -5514,7 +5514,7 @@
                 <w:b w:val="0"/>
                 <w:sz w:val="18"/>
               </w:rPr>
-              <w:t>3/19~3/24</w:t>
+              <w:t>3/6~3/12</w:t>
             </w:r>
           </w:p>
         </w:tc>
@@ -5602,7 +5602,7 @@
                 <w:b w:val="0"/>
                 <w:sz w:val="18"/>
               </w:rPr>
-              <w:t>100</w:t>
+              <w:t>91</w:t>
             </w:r>
           </w:p>
         </w:tc>
@@ -5621,7 +5621,7 @@
                 <w:b w:val="0"/>
                 <w:sz w:val="18"/>
               </w:rPr>
-              <w:t>150</w:t>
+              <w:t>132</w:t>
             </w:r>
           </w:p>
         </w:tc>
@@ -5640,7 +5640,7 @@
                 <w:b w:val="0"/>
                 <w:sz w:val="18"/>
               </w:rPr>
-              <w:t>34</w:t>
+              <w:t>25</w:t>
             </w:r>
           </w:p>
         </w:tc>
@@ -5656,7 +5656,7 @@
                 <w:b w:val="0"/>
                 <w:sz w:val="18"/>
               </w:rPr>
-              <w:t>3/25~4/12</w:t>
+              <w:t>3/13~3/31</w:t>
             </w:r>
           </w:p>
         </w:tc>
@@ -5743,7 +5743,7 @@
                 <w:b w:val="0"/>
                 <w:sz w:val="18"/>
               </w:rPr>
-              <w:t>100</w:t>
+              <w:t>91</w:t>
             </w:r>
           </w:p>
         </w:tc>
@@ -5762,7 +5762,7 @@
                 <w:b w:val="0"/>
                 <w:sz w:val="18"/>
               </w:rPr>
-              <w:t>122</w:t>
+              <w:t>113</w:t>
             </w:r>
           </w:p>
         </w:tc>
@@ -5797,7 +5797,7 @@
                 <w:b w:val="0"/>
                 <w:sz w:val="18"/>
               </w:rPr>
-              <w:t>3/25~4/19</w:t>
+              <w:t>3/13~4/7</w:t>
             </w:r>
           </w:p>
         </w:tc>
@@ -5885,7 +5885,7 @@
                 <w:b w:val="0"/>
                 <w:sz w:val="18"/>
               </w:rPr>
-              <w:t>116</w:t>
+              <w:t>107</w:t>
             </w:r>
           </w:p>
         </w:tc>
@@ -5904,7 +5904,7 @@
                 <w:b w:val="0"/>
                 <w:sz w:val="18"/>
               </w:rPr>
-              <w:t>162</w:t>
+              <w:t>144</w:t>
             </w:r>
           </w:p>
         </w:tc>
@@ -5923,7 +5923,7 @@
                 <w:b w:val="0"/>
                 <w:sz w:val="18"/>
               </w:rPr>
-              <w:t>34</w:t>
+              <w:t>25</w:t>
             </w:r>
           </w:p>
         </w:tc>
@@ -5939,7 +5939,7 @@
                 <w:b w:val="0"/>
                 <w:sz w:val="18"/>
               </w:rPr>
-              <w:t>4/13~4/26</w:t>
+              <w:t>4/1~4/14</w:t>
             </w:r>
           </w:p>
         </w:tc>
@@ -5988,7 +5988,7 @@
                 <w:b w:val="0"/>
                 <w:sz w:val="18"/>
               </w:rPr>
-              <w:t>방수공사</w:t>
+              <w:t>방수공사, 토공사</w:t>
             </w:r>
           </w:p>
         </w:tc>
@@ -6026,7 +6026,7 @@
                 <w:b w:val="0"/>
                 <w:sz w:val="18"/>
               </w:rPr>
-              <w:t>122</w:t>
+              <w:t>113</w:t>
             </w:r>
           </w:p>
         </w:tc>
@@ -6045,7 +6045,7 @@
                 <w:b w:val="0"/>
                 <w:sz w:val="18"/>
               </w:rPr>
-              <w:t>128</w:t>
+              <w:t>119</w:t>
             </w:r>
           </w:p>
         </w:tc>
@@ -6080,7 +6080,7 @@
                 <w:b w:val="0"/>
                 <w:sz w:val="18"/>
               </w:rPr>
-              <w:t>4/20~4/28</w:t>
+              <w:t>4/8~4/15</w:t>
             </w:r>
           </w:p>
         </w:tc>
@@ -6130,7 +6130,7 @@
                 <w:b w:val="0"/>
                 <w:sz w:val="18"/>
               </w:rPr>
-              <w:t>되메우기</w:t>
+              <w:t>되메우기, 토공사</w:t>
             </w:r>
           </w:p>
         </w:tc>
@@ -6149,7 +6149,7 @@
                 <w:b w:val="0"/>
                 <w:sz w:val="18"/>
               </w:rPr>
-              <w:t>16</w:t>
+              <w:t>13</w:t>
             </w:r>
           </w:p>
         </w:tc>
@@ -6168,7 +6168,7 @@
                 <w:b w:val="0"/>
                 <w:sz w:val="18"/>
               </w:rPr>
-              <w:t>128</w:t>
+              <w:t>119</w:t>
             </w:r>
           </w:p>
         </w:tc>
@@ -6187,7 +6187,7 @@
                 <w:b w:val="0"/>
                 <w:sz w:val="18"/>
               </w:rPr>
-              <w:t>144</w:t>
+              <w:t>132</w:t>
             </w:r>
           </w:p>
         </w:tc>
@@ -6222,7 +6222,7 @@
                 <w:b w:val="0"/>
                 <w:sz w:val="18"/>
               </w:rPr>
-              <w:t>4/29~5/21</w:t>
+              <w:t>4/16~5/3</w:t>
             </w:r>
           </w:p>
         </w:tc>
@@ -6272,7 +6272,7 @@
                 <w:b w:val="0"/>
                 <w:sz w:val="18"/>
               </w:rPr>
-              <w:t>배수공사</w:t>
+              <w:t>배수공사, 토공사</w:t>
             </w:r>
           </w:p>
         </w:tc>
@@ -6291,7 +6291,7 @@
                 <w:b w:val="0"/>
                 <w:sz w:val="18"/>
               </w:rPr>
-              <w:t>8</w:t>
+              <w:t>6</w:t>
             </w:r>
           </w:p>
         </w:tc>
@@ -6310,7 +6310,7 @@
                 <w:b w:val="0"/>
                 <w:sz w:val="18"/>
               </w:rPr>
-              <w:t>144</w:t>
+              <w:t>132</w:t>
             </w:r>
           </w:p>
         </w:tc>
@@ -6329,7 +6329,7 @@
                 <w:b w:val="0"/>
                 <w:sz w:val="18"/>
               </w:rPr>
-              <w:t>152</w:t>
+              <w:t>138</w:t>
             </w:r>
           </w:p>
         </w:tc>
@@ -6364,7 +6364,7 @@
                 <w:b w:val="0"/>
                 <w:sz w:val="18"/>
               </w:rPr>
-              <w:t>5/22~6/1</w:t>
+              <w:t>5/4~5/12</w:t>
             </w:r>
           </w:p>
         </w:tc>
@@ -6433,7 +6433,7 @@
                 <w:b w:val="0"/>
                 <w:sz w:val="18"/>
               </w:rPr>
-              <w:t>10</w:t>
+              <w:t>6</w:t>
             </w:r>
           </w:p>
         </w:tc>
@@ -6452,7 +6452,7 @@
                 <w:b w:val="0"/>
                 <w:sz w:val="18"/>
               </w:rPr>
-              <w:t>152</w:t>
+              <w:t>138</w:t>
             </w:r>
           </w:p>
         </w:tc>
@@ -6471,7 +6471,7 @@
                 <w:b w:val="0"/>
                 <w:sz w:val="18"/>
               </w:rPr>
-              <w:t>162</w:t>
+              <w:t>144</w:t>
             </w:r>
           </w:p>
         </w:tc>
@@ -6506,7 +6506,7 @@
                 <w:b w:val="0"/>
                 <w:sz w:val="18"/>
               </w:rPr>
-              <w:t>6/2~6/16</w:t>
+              <w:t>5/13~5/21</w:t>
             </w:r>
           </w:p>
         </w:tc>
@@ -6700,7 +6700,7 @@
                 <w:b w:val="0"/>
                 <w:sz w:val="18"/>
               </w:rPr>
-              <w:t>162</w:t>
+              <w:t>144</w:t>
             </w:r>
           </w:p>
         </w:tc>
@@ -6753,7 +6753,7 @@
                 <w:b w:val="0"/>
                 <w:sz w:val="18"/>
               </w:rPr>
-              <w:t>39</w:t>
+              <w:t>35</w:t>
             </w:r>
           </w:p>
         </w:tc>
@@ -6806,7 +6806,7 @@
                 <w:b w:val="0"/>
                 <w:sz w:val="18"/>
               </w:rPr>
-              <w:t>16</w:t>
+              <w:t>12</w:t>
             </w:r>
           </w:p>
         </w:tc>
@@ -6875,7 +6875,7 @@
                 <w:b w:val="0"/>
                 <w:sz w:val="18"/>
               </w:rPr>
-              <w:t>설정값</w:t>
+              <w:t>설정값 — 국토부 기준: 주요공종 완료 후 준공 전 1개월 범위, 비작업일수 미계상</w:t>
             </w:r>
           </w:p>
         </w:tc>
@@ -6912,7 +6912,7 @@
                 <w:b w:val="0"/>
                 <w:sz w:val="18"/>
               </w:rPr>
-              <w:t>234</w:t>
+              <w:t>208</w:t>
             </w:r>
           </w:p>
         </w:tc>
@@ -6928,7 +6928,7 @@
                 <w:b w:val="0"/>
                 <w:sz w:val="18"/>
               </w:rPr>
-              <w:t>2026년 11월 2일 ~ 2027년 6월 23일</w:t>
+              <w:t>2026년 11월 2일 ~ 2027년 5월 28일</w:t>
             </w:r>
           </w:p>
         </w:tc>
@@ -6953,7 +6953,1101 @@
           <w:color w:val="0F3D6E"/>
           <w:sz w:val="24"/>
         </w:rPr>
-        <w:t>7. 적정성 검토 의견</w:t>
+        <w:t>7. 국토부 공사기간 산정기준 대조</w:t>
+      </w:r>
+    </w:p>
+    <w:p>
+      <w:pPr>
+        <w:spacing w:after="80"/>
+      </w:pPr>
+      <w:r>
+        <w:rPr>
+          <w:rFonts w:ascii="맑은 고딕" w:hAnsi="맑은 고딕" w:eastAsia="맑은 고딕"/>
+          <w:b w:val="0"/>
+          <w:sz w:val="20"/>
+        </w:rPr>
+        <w:t>국토교통부 「공공 건설공사의 공사기간 산정기준」(2019 훈령) 및 「2024년 적정 공사기간 확보를 위한 가이드라인」의 산식과 참고값으로 본 산정을 검산한 결과입니다. 비작업일수 산식(A+B−C, 주 40시간 하한 적용)으로 계산한 토공·옥외 기준 연간 비작업일수는 135일이며, 본 산정의 일별 배치 기준 130.1일입니다.</w:t>
+      </w:r>
+    </w:p>
+    <w:tbl>
+      <w:tblPr>
+        <w:tblStyle w:val="TableGrid"/>
+        <w:tblW w:type="auto" w:w="0"/>
+        <w:jc w:val="center"/>
+        <w:tblLook w:firstColumn="1" w:firstRow="1" w:lastColumn="0" w:lastRow="0" w:noHBand="0" w:noVBand="1" w:val="04A0"/>
+      </w:tblPr>
+      <w:tblGrid>
+        <w:gridCol w:w="712"/>
+        <w:gridCol w:w="712"/>
+        <w:gridCol w:w="712"/>
+        <w:gridCol w:w="712"/>
+        <w:gridCol w:w="712"/>
+        <w:gridCol w:w="712"/>
+        <w:gridCol w:w="712"/>
+        <w:gridCol w:w="712"/>
+        <w:gridCol w:w="712"/>
+        <w:gridCol w:w="712"/>
+        <w:gridCol w:w="712"/>
+        <w:gridCol w:w="712"/>
+        <w:gridCol w:w="712"/>
+        <w:gridCol w:w="712"/>
+      </w:tblGrid>
+      <w:tr>
+        <w:tc>
+          <w:tcPr>
+            <w:tcW w:type="dxa" w:w="712"/>
+            <w:shd w:val="clear" w:color="auto" w:fill="EEF2F7"/>
+          </w:tcPr>
+          <w:p>
+            <w:r/>
+            <w:r>
+              <w:rPr>
+                <w:rFonts w:ascii="맑은 고딕" w:hAnsi="맑은 고딕" w:eastAsia="맑은 고딕"/>
+                <w:b/>
+                <w:sz w:val="18"/>
+              </w:rPr>
+              <w:t>구분(토공·옥외)</w:t>
+            </w:r>
+          </w:p>
+        </w:tc>
+        <w:tc>
+          <w:tcPr>
+            <w:tcW w:type="dxa" w:w="712"/>
+            <w:shd w:val="clear" w:color="auto" w:fill="EEF2F7"/>
+          </w:tcPr>
+          <w:p>
+            <w:r/>
+            <w:r>
+              <w:rPr>
+                <w:rFonts w:ascii="맑은 고딕" w:hAnsi="맑은 고딕" w:eastAsia="맑은 고딕"/>
+                <w:b/>
+                <w:sz w:val="18"/>
+              </w:rPr>
+              <w:t>1월</w:t>
+            </w:r>
+          </w:p>
+        </w:tc>
+        <w:tc>
+          <w:tcPr>
+            <w:tcW w:type="dxa" w:w="712"/>
+            <w:shd w:val="clear" w:color="auto" w:fill="EEF2F7"/>
+          </w:tcPr>
+          <w:p>
+            <w:r/>
+            <w:r>
+              <w:rPr>
+                <w:rFonts w:ascii="맑은 고딕" w:hAnsi="맑은 고딕" w:eastAsia="맑은 고딕"/>
+                <w:b/>
+                <w:sz w:val="18"/>
+              </w:rPr>
+              <w:t>2월</w:t>
+            </w:r>
+          </w:p>
+        </w:tc>
+        <w:tc>
+          <w:tcPr>
+            <w:tcW w:type="dxa" w:w="712"/>
+            <w:shd w:val="clear" w:color="auto" w:fill="EEF2F7"/>
+          </w:tcPr>
+          <w:p>
+            <w:r/>
+            <w:r>
+              <w:rPr>
+                <w:rFonts w:ascii="맑은 고딕" w:hAnsi="맑은 고딕" w:eastAsia="맑은 고딕"/>
+                <w:b/>
+                <w:sz w:val="18"/>
+              </w:rPr>
+              <w:t>3월</w:t>
+            </w:r>
+          </w:p>
+        </w:tc>
+        <w:tc>
+          <w:tcPr>
+            <w:tcW w:type="dxa" w:w="712"/>
+            <w:shd w:val="clear" w:color="auto" w:fill="EEF2F7"/>
+          </w:tcPr>
+          <w:p>
+            <w:r/>
+            <w:r>
+              <w:rPr>
+                <w:rFonts w:ascii="맑은 고딕" w:hAnsi="맑은 고딕" w:eastAsia="맑은 고딕"/>
+                <w:b/>
+                <w:sz w:val="18"/>
+              </w:rPr>
+              <w:t>4월</w:t>
+            </w:r>
+          </w:p>
+        </w:tc>
+        <w:tc>
+          <w:tcPr>
+            <w:tcW w:type="dxa" w:w="712"/>
+            <w:shd w:val="clear" w:color="auto" w:fill="EEF2F7"/>
+          </w:tcPr>
+          <w:p>
+            <w:r/>
+            <w:r>
+              <w:rPr>
+                <w:rFonts w:ascii="맑은 고딕" w:hAnsi="맑은 고딕" w:eastAsia="맑은 고딕"/>
+                <w:b/>
+                <w:sz w:val="18"/>
+              </w:rPr>
+              <w:t>5월</w:t>
+            </w:r>
+          </w:p>
+        </w:tc>
+        <w:tc>
+          <w:tcPr>
+            <w:tcW w:type="dxa" w:w="712"/>
+            <w:shd w:val="clear" w:color="auto" w:fill="EEF2F7"/>
+          </w:tcPr>
+          <w:p>
+            <w:r/>
+            <w:r>
+              <w:rPr>
+                <w:rFonts w:ascii="맑은 고딕" w:hAnsi="맑은 고딕" w:eastAsia="맑은 고딕"/>
+                <w:b/>
+                <w:sz w:val="18"/>
+              </w:rPr>
+              <w:t>6월</w:t>
+            </w:r>
+          </w:p>
+        </w:tc>
+        <w:tc>
+          <w:tcPr>
+            <w:tcW w:type="dxa" w:w="712"/>
+            <w:shd w:val="clear" w:color="auto" w:fill="EEF2F7"/>
+          </w:tcPr>
+          <w:p>
+            <w:r/>
+            <w:r>
+              <w:rPr>
+                <w:rFonts w:ascii="맑은 고딕" w:hAnsi="맑은 고딕" w:eastAsia="맑은 고딕"/>
+                <w:b/>
+                <w:sz w:val="18"/>
+              </w:rPr>
+              <w:t>7월</w:t>
+            </w:r>
+          </w:p>
+        </w:tc>
+        <w:tc>
+          <w:tcPr>
+            <w:tcW w:type="dxa" w:w="712"/>
+            <w:shd w:val="clear" w:color="auto" w:fill="EEF2F7"/>
+          </w:tcPr>
+          <w:p>
+            <w:r/>
+            <w:r>
+              <w:rPr>
+                <w:rFonts w:ascii="맑은 고딕" w:hAnsi="맑은 고딕" w:eastAsia="맑은 고딕"/>
+                <w:b/>
+                <w:sz w:val="18"/>
+              </w:rPr>
+              <w:t>8월</w:t>
+            </w:r>
+          </w:p>
+        </w:tc>
+        <w:tc>
+          <w:tcPr>
+            <w:tcW w:type="dxa" w:w="712"/>
+            <w:shd w:val="clear" w:color="auto" w:fill="EEF2F7"/>
+          </w:tcPr>
+          <w:p>
+            <w:r/>
+            <w:r>
+              <w:rPr>
+                <w:rFonts w:ascii="맑은 고딕" w:hAnsi="맑은 고딕" w:eastAsia="맑은 고딕"/>
+                <w:b/>
+                <w:sz w:val="18"/>
+              </w:rPr>
+              <w:t>9월</w:t>
+            </w:r>
+          </w:p>
+        </w:tc>
+        <w:tc>
+          <w:tcPr>
+            <w:tcW w:type="dxa" w:w="712"/>
+            <w:shd w:val="clear" w:color="auto" w:fill="EEF2F7"/>
+          </w:tcPr>
+          <w:p>
+            <w:r/>
+            <w:r>
+              <w:rPr>
+                <w:rFonts w:ascii="맑은 고딕" w:hAnsi="맑은 고딕" w:eastAsia="맑은 고딕"/>
+                <w:b/>
+                <w:sz w:val="18"/>
+              </w:rPr>
+              <w:t>10월</w:t>
+            </w:r>
+          </w:p>
+        </w:tc>
+        <w:tc>
+          <w:tcPr>
+            <w:tcW w:type="dxa" w:w="712"/>
+            <w:shd w:val="clear" w:color="auto" w:fill="EEF2F7"/>
+          </w:tcPr>
+          <w:p>
+            <w:r/>
+            <w:r>
+              <w:rPr>
+                <w:rFonts w:ascii="맑은 고딕" w:hAnsi="맑은 고딕" w:eastAsia="맑은 고딕"/>
+                <w:b/>
+                <w:sz w:val="18"/>
+              </w:rPr>
+              <w:t>11월</w:t>
+            </w:r>
+          </w:p>
+        </w:tc>
+        <w:tc>
+          <w:tcPr>
+            <w:tcW w:type="dxa" w:w="712"/>
+            <w:shd w:val="clear" w:color="auto" w:fill="EEF2F7"/>
+          </w:tcPr>
+          <w:p>
+            <w:r/>
+            <w:r>
+              <w:rPr>
+                <w:rFonts w:ascii="맑은 고딕" w:hAnsi="맑은 고딕" w:eastAsia="맑은 고딕"/>
+                <w:b/>
+                <w:sz w:val="18"/>
+              </w:rPr>
+              <w:t>12월</w:t>
+            </w:r>
+          </w:p>
+        </w:tc>
+        <w:tc>
+          <w:tcPr>
+            <w:tcW w:type="dxa" w:w="712"/>
+            <w:shd w:val="clear" w:color="auto" w:fill="EEF2F7"/>
+          </w:tcPr>
+          <w:p>
+            <w:r/>
+            <w:r>
+              <w:rPr>
+                <w:rFonts w:ascii="맑은 고딕" w:hAnsi="맑은 고딕" w:eastAsia="맑은 고딕"/>
+                <w:b/>
+                <w:sz w:val="18"/>
+              </w:rPr>
+              <w:t>연간</w:t>
+            </w:r>
+          </w:p>
+        </w:tc>
+      </w:tr>
+      <w:tr>
+        <w:tc>
+          <w:tcPr>
+            <w:tcW w:type="dxa" w:w="712"/>
+          </w:tcPr>
+          <w:p>
+            <w:r/>
+            <w:r>
+              <w:rPr>
+                <w:rFonts w:ascii="맑은 고딕" w:hAnsi="맑은 고딕" w:eastAsia="맑은 고딕"/>
+                <w:b w:val="0"/>
+                <w:sz w:val="18"/>
+              </w:rPr>
+              <w:t>국토부 산식</w:t>
+            </w:r>
+          </w:p>
+        </w:tc>
+        <w:tc>
+          <w:tcPr>
+            <w:tcW w:type="dxa" w:w="712"/>
+          </w:tcPr>
+          <w:p>
+            <w:pPr>
+              <w:jc w:val="right"/>
+            </w:pPr>
+            <w:r/>
+            <w:r>
+              <w:rPr>
+                <w:rFonts w:ascii="맑은 고딕" w:hAnsi="맑은 고딕" w:eastAsia="맑은 고딕"/>
+                <w:b w:val="0"/>
+                <w:sz w:val="18"/>
+              </w:rPr>
+              <w:t>8.8</w:t>
+            </w:r>
+          </w:p>
+        </w:tc>
+        <w:tc>
+          <w:tcPr>
+            <w:tcW w:type="dxa" w:w="712"/>
+          </w:tcPr>
+          <w:p>
+            <w:pPr>
+              <w:jc w:val="right"/>
+            </w:pPr>
+            <w:r/>
+            <w:r>
+              <w:rPr>
+                <w:rFonts w:ascii="맑은 고딕" w:hAnsi="맑은 고딕" w:eastAsia="맑은 고딕"/>
+                <w:b w:val="0"/>
+                <w:sz w:val="18"/>
+              </w:rPr>
+              <w:t>8.1</w:t>
+            </w:r>
+          </w:p>
+        </w:tc>
+        <w:tc>
+          <w:tcPr>
+            <w:tcW w:type="dxa" w:w="712"/>
+          </w:tcPr>
+          <w:p>
+            <w:pPr>
+              <w:jc w:val="right"/>
+            </w:pPr>
+            <w:r/>
+            <w:r>
+              <w:rPr>
+                <w:rFonts w:ascii="맑은 고딕" w:hAnsi="맑은 고딕" w:eastAsia="맑은 고딕"/>
+                <w:b w:val="0"/>
+                <w:sz w:val="18"/>
+              </w:rPr>
+              <w:t>8.8</w:t>
+            </w:r>
+          </w:p>
+        </w:tc>
+        <w:tc>
+          <w:tcPr>
+            <w:tcW w:type="dxa" w:w="712"/>
+          </w:tcPr>
+          <w:p>
+            <w:pPr>
+              <w:jc w:val="right"/>
+            </w:pPr>
+            <w:r/>
+            <w:r>
+              <w:rPr>
+                <w:rFonts w:ascii="맑은 고딕" w:hAnsi="맑은 고딕" w:eastAsia="맑은 고딕"/>
+                <w:b w:val="0"/>
+                <w:sz w:val="18"/>
+              </w:rPr>
+              <w:t>8.5</w:t>
+            </w:r>
+          </w:p>
+        </w:tc>
+        <w:tc>
+          <w:tcPr>
+            <w:tcW w:type="dxa" w:w="712"/>
+          </w:tcPr>
+          <w:p>
+            <w:pPr>
+              <w:jc w:val="right"/>
+            </w:pPr>
+            <w:r/>
+            <w:r>
+              <w:rPr>
+                <w:rFonts w:ascii="맑은 고딕" w:hAnsi="맑은 고딕" w:eastAsia="맑은 고딕"/>
+                <w:b w:val="0"/>
+                <w:sz w:val="18"/>
+              </w:rPr>
+              <w:t>10.1</w:t>
+            </w:r>
+          </w:p>
+        </w:tc>
+        <w:tc>
+          <w:tcPr>
+            <w:tcW w:type="dxa" w:w="712"/>
+          </w:tcPr>
+          <w:p>
+            <w:pPr>
+              <w:jc w:val="right"/>
+            </w:pPr>
+            <w:r/>
+            <w:r>
+              <w:rPr>
+                <w:rFonts w:ascii="맑은 고딕" w:hAnsi="맑은 고딕" w:eastAsia="맑은 고딕"/>
+                <w:b w:val="0"/>
+                <w:sz w:val="18"/>
+              </w:rPr>
+              <w:t>11.3</w:t>
+            </w:r>
+          </w:p>
+        </w:tc>
+        <w:tc>
+          <w:tcPr>
+            <w:tcW w:type="dxa" w:w="712"/>
+          </w:tcPr>
+          <w:p>
+            <w:pPr>
+              <w:jc w:val="right"/>
+            </w:pPr>
+            <w:r/>
+            <w:r>
+              <w:rPr>
+                <w:rFonts w:ascii="맑은 고딕" w:hAnsi="맑은 고딕" w:eastAsia="맑은 고딕"/>
+                <w:b w:val="0"/>
+                <w:sz w:val="18"/>
+              </w:rPr>
+              <w:t>19.4</w:t>
+            </w:r>
+          </w:p>
+        </w:tc>
+        <w:tc>
+          <w:tcPr>
+            <w:tcW w:type="dxa" w:w="712"/>
+          </w:tcPr>
+          <w:p>
+            <w:pPr>
+              <w:jc w:val="right"/>
+            </w:pPr>
+            <w:r/>
+            <w:r>
+              <w:rPr>
+                <w:rFonts w:ascii="맑은 고딕" w:hAnsi="맑은 고딕" w:eastAsia="맑은 고딕"/>
+                <w:b w:val="0"/>
+                <w:sz w:val="18"/>
+              </w:rPr>
+              <w:t>21.4</w:t>
+            </w:r>
+          </w:p>
+        </w:tc>
+        <w:tc>
+          <w:tcPr>
+            <w:tcW w:type="dxa" w:w="712"/>
+          </w:tcPr>
+          <w:p>
+            <w:pPr>
+              <w:jc w:val="right"/>
+            </w:pPr>
+            <w:r/>
+            <w:r>
+              <w:rPr>
+                <w:rFonts w:ascii="맑은 고딕" w:hAnsi="맑은 고딕" w:eastAsia="맑은 고딕"/>
+                <w:b w:val="0"/>
+                <w:sz w:val="18"/>
+              </w:rPr>
+              <w:t>12.3</w:t>
+            </w:r>
+          </w:p>
+        </w:tc>
+        <w:tc>
+          <w:tcPr>
+            <w:tcW w:type="dxa" w:w="712"/>
+          </w:tcPr>
+          <w:p>
+            <w:pPr>
+              <w:jc w:val="right"/>
+            </w:pPr>
+            <w:r/>
+            <w:r>
+              <w:rPr>
+                <w:rFonts w:ascii="맑은 고딕" w:hAnsi="맑은 고딕" w:eastAsia="맑은 고딕"/>
+                <w:b w:val="0"/>
+                <w:sz w:val="18"/>
+              </w:rPr>
+              <w:t>10.3</w:t>
+            </w:r>
+          </w:p>
+        </w:tc>
+        <w:tc>
+          <w:tcPr>
+            <w:tcW w:type="dxa" w:w="712"/>
+          </w:tcPr>
+          <w:p>
+            <w:pPr>
+              <w:jc w:val="right"/>
+            </w:pPr>
+            <w:r/>
+            <w:r>
+              <w:rPr>
+                <w:rFonts w:ascii="맑은 고딕" w:hAnsi="맑은 고딕" w:eastAsia="맑은 고딕"/>
+                <w:b w:val="0"/>
+                <w:sz w:val="18"/>
+              </w:rPr>
+              <w:t>8*</w:t>
+            </w:r>
+          </w:p>
+        </w:tc>
+        <w:tc>
+          <w:tcPr>
+            <w:tcW w:type="dxa" w:w="712"/>
+          </w:tcPr>
+          <w:p>
+            <w:pPr>
+              <w:jc w:val="right"/>
+            </w:pPr>
+            <w:r/>
+            <w:r>
+              <w:rPr>
+                <w:rFonts w:ascii="맑은 고딕" w:hAnsi="맑은 고딕" w:eastAsia="맑은 고딕"/>
+                <w:b w:val="0"/>
+                <w:sz w:val="18"/>
+              </w:rPr>
+              <w:t>8*</w:t>
+            </w:r>
+          </w:p>
+        </w:tc>
+        <w:tc>
+          <w:tcPr>
+            <w:tcW w:type="dxa" w:w="712"/>
+          </w:tcPr>
+          <w:p>
+            <w:pPr>
+              <w:jc w:val="right"/>
+            </w:pPr>
+            <w:r/>
+            <w:r>
+              <w:rPr>
+                <w:rFonts w:ascii="맑은 고딕" w:hAnsi="맑은 고딕" w:eastAsia="맑은 고딕"/>
+                <w:b w:val="0"/>
+                <w:sz w:val="18"/>
+              </w:rPr>
+              <w:t>135</w:t>
+            </w:r>
+          </w:p>
+        </w:tc>
+      </w:tr>
+      <w:tr>
+        <w:tc>
+          <w:tcPr>
+            <w:tcW w:type="dxa" w:w="712"/>
+          </w:tcPr>
+          <w:p>
+            <w:r/>
+            <w:r>
+              <w:rPr>
+                <w:rFonts w:ascii="맑은 고딕" w:hAnsi="맑은 고딕" w:eastAsia="맑은 고딕"/>
+                <w:b w:val="0"/>
+                <w:sz w:val="18"/>
+              </w:rPr>
+              <w:t>본 산정</w:t>
+            </w:r>
+          </w:p>
+        </w:tc>
+        <w:tc>
+          <w:tcPr>
+            <w:tcW w:type="dxa" w:w="712"/>
+          </w:tcPr>
+          <w:p>
+            <w:pPr>
+              <w:jc w:val="right"/>
+            </w:pPr>
+            <w:r/>
+            <w:r>
+              <w:rPr>
+                <w:rFonts w:ascii="맑은 고딕" w:hAnsi="맑은 고딕" w:eastAsia="맑은 고딕"/>
+                <w:b w:val="0"/>
+                <w:sz w:val="18"/>
+              </w:rPr>
+              <w:t>8.5</w:t>
+            </w:r>
+          </w:p>
+        </w:tc>
+        <w:tc>
+          <w:tcPr>
+            <w:tcW w:type="dxa" w:w="712"/>
+          </w:tcPr>
+          <w:p>
+            <w:pPr>
+              <w:jc w:val="right"/>
+            </w:pPr>
+            <w:r/>
+            <w:r>
+              <w:rPr>
+                <w:rFonts w:ascii="맑은 고딕" w:hAnsi="맑은 고딕" w:eastAsia="맑은 고딕"/>
+                <w:b w:val="0"/>
+                <w:sz w:val="18"/>
+              </w:rPr>
+              <w:t>7.6</w:t>
+            </w:r>
+          </w:p>
+        </w:tc>
+        <w:tc>
+          <w:tcPr>
+            <w:tcW w:type="dxa" w:w="712"/>
+          </w:tcPr>
+          <w:p>
+            <w:pPr>
+              <w:jc w:val="right"/>
+            </w:pPr>
+            <w:r/>
+            <w:r>
+              <w:rPr>
+                <w:rFonts w:ascii="맑은 고딕" w:hAnsi="맑은 고딕" w:eastAsia="맑은 고딕"/>
+                <w:b w:val="0"/>
+                <w:sz w:val="18"/>
+              </w:rPr>
+              <w:t>8.9</w:t>
+            </w:r>
+          </w:p>
+        </w:tc>
+        <w:tc>
+          <w:tcPr>
+            <w:tcW w:type="dxa" w:w="712"/>
+          </w:tcPr>
+          <w:p>
+            <w:pPr>
+              <w:jc w:val="right"/>
+            </w:pPr>
+            <w:r/>
+            <w:r>
+              <w:rPr>
+                <w:rFonts w:ascii="맑은 고딕" w:hAnsi="맑은 고딕" w:eastAsia="맑은 고딕"/>
+                <w:b w:val="0"/>
+                <w:sz w:val="18"/>
+              </w:rPr>
+              <w:t>8.9</w:t>
+            </w:r>
+          </w:p>
+        </w:tc>
+        <w:tc>
+          <w:tcPr>
+            <w:tcW w:type="dxa" w:w="712"/>
+          </w:tcPr>
+          <w:p>
+            <w:pPr>
+              <w:jc w:val="right"/>
+            </w:pPr>
+            <w:r/>
+            <w:r>
+              <w:rPr>
+                <w:rFonts w:ascii="맑은 고딕" w:hAnsi="맑은 고딕" w:eastAsia="맑은 고딕"/>
+                <w:b w:val="0"/>
+                <w:sz w:val="18"/>
+              </w:rPr>
+              <w:t>9.4</w:t>
+            </w:r>
+          </w:p>
+        </w:tc>
+        <w:tc>
+          <w:tcPr>
+            <w:tcW w:type="dxa" w:w="712"/>
+          </w:tcPr>
+          <w:p>
+            <w:pPr>
+              <w:jc w:val="right"/>
+            </w:pPr>
+            <w:r/>
+            <w:r>
+              <w:rPr>
+                <w:rFonts w:ascii="맑은 고딕" w:hAnsi="맑은 고딕" w:eastAsia="맑은 고딕"/>
+                <w:b w:val="0"/>
+                <w:sz w:val="18"/>
+              </w:rPr>
+              <w:t>11.3</w:t>
+            </w:r>
+          </w:p>
+        </w:tc>
+        <w:tc>
+          <w:tcPr>
+            <w:tcW w:type="dxa" w:w="712"/>
+          </w:tcPr>
+          <w:p>
+            <w:pPr>
+              <w:jc w:val="right"/>
+            </w:pPr>
+            <w:r/>
+            <w:r>
+              <w:rPr>
+                <w:rFonts w:ascii="맑은 고딕" w:hAnsi="맑은 고딕" w:eastAsia="맑은 고딕"/>
+                <w:b w:val="0"/>
+                <w:sz w:val="18"/>
+              </w:rPr>
+              <w:t>19.1</w:t>
+            </w:r>
+          </w:p>
+        </w:tc>
+        <w:tc>
+          <w:tcPr>
+            <w:tcW w:type="dxa" w:w="712"/>
+          </w:tcPr>
+          <w:p>
+            <w:pPr>
+              <w:jc w:val="right"/>
+            </w:pPr>
+            <w:r/>
+            <w:r>
+              <w:rPr>
+                <w:rFonts w:ascii="맑은 고딕" w:hAnsi="맑은 고딕" w:eastAsia="맑은 고딕"/>
+                <w:b w:val="0"/>
+                <w:sz w:val="18"/>
+              </w:rPr>
+              <w:t>21</w:t>
+            </w:r>
+          </w:p>
+        </w:tc>
+        <w:tc>
+          <w:tcPr>
+            <w:tcW w:type="dxa" w:w="712"/>
+          </w:tcPr>
+          <w:p>
+            <w:pPr>
+              <w:jc w:val="right"/>
+            </w:pPr>
+            <w:r/>
+            <w:r>
+              <w:rPr>
+                <w:rFonts w:ascii="맑은 고딕" w:hAnsi="맑은 고딕" w:eastAsia="맑은 고딕"/>
+                <w:b w:val="0"/>
+                <w:sz w:val="18"/>
+              </w:rPr>
+              <w:t>13.3</w:t>
+            </w:r>
+          </w:p>
+        </w:tc>
+        <w:tc>
+          <w:tcPr>
+            <w:tcW w:type="dxa" w:w="712"/>
+          </w:tcPr>
+          <w:p>
+            <w:pPr>
+              <w:jc w:val="right"/>
+            </w:pPr>
+            <w:r/>
+            <w:r>
+              <w:rPr>
+                <w:rFonts w:ascii="맑은 고딕" w:hAnsi="맑은 고딕" w:eastAsia="맑은 고딕"/>
+                <w:b w:val="0"/>
+                <w:sz w:val="18"/>
+              </w:rPr>
+              <w:t>10</w:t>
+            </w:r>
+          </w:p>
+        </w:tc>
+        <w:tc>
+          <w:tcPr>
+            <w:tcW w:type="dxa" w:w="712"/>
+          </w:tcPr>
+          <w:p>
+            <w:pPr>
+              <w:jc w:val="right"/>
+            </w:pPr>
+            <w:r/>
+            <w:r>
+              <w:rPr>
+                <w:rFonts w:ascii="맑은 고딕" w:hAnsi="맑은 고딕" w:eastAsia="맑은 고딕"/>
+                <w:b w:val="0"/>
+                <w:sz w:val="18"/>
+              </w:rPr>
+              <w:t>5.8</w:t>
+            </w:r>
+          </w:p>
+        </w:tc>
+        <w:tc>
+          <w:tcPr>
+            <w:tcW w:type="dxa" w:w="712"/>
+          </w:tcPr>
+          <w:p>
+            <w:pPr>
+              <w:jc w:val="right"/>
+            </w:pPr>
+            <w:r/>
+            <w:r>
+              <w:rPr>
+                <w:rFonts w:ascii="맑은 고딕" w:hAnsi="맑은 고딕" w:eastAsia="맑은 고딕"/>
+                <w:b w:val="0"/>
+                <w:sz w:val="18"/>
+              </w:rPr>
+              <w:t>6.3</w:t>
+            </w:r>
+          </w:p>
+        </w:tc>
+        <w:tc>
+          <w:tcPr>
+            <w:tcW w:type="dxa" w:w="712"/>
+          </w:tcPr>
+          <w:p>
+            <w:pPr>
+              <w:jc w:val="right"/>
+            </w:pPr>
+            <w:r/>
+            <w:r>
+              <w:rPr>
+                <w:rFonts w:ascii="맑은 고딕" w:hAnsi="맑은 고딕" w:eastAsia="맑은 고딕"/>
+                <w:b w:val="0"/>
+                <w:sz w:val="18"/>
+              </w:rPr>
+              <w:t>130.1</w:t>
+            </w:r>
+          </w:p>
+        </w:tc>
+      </w:tr>
+    </w:tbl>
+    <w:p>
+      <w:pPr>
+        <w:spacing w:after="40"/>
+      </w:pPr>
+    </w:p>
+    <w:p>
+      <w:pPr>
+        <w:spacing w:after="80"/>
+      </w:pPr>
+      <w:r>
+        <w:rPr>
+          <w:rFonts w:ascii="맑은 고딕" w:hAnsi="맑은 고딕" w:eastAsia="맑은 고딕"/>
+          <w:b w:val="0"/>
+          <w:sz w:val="18"/>
+        </w:rPr>
+        <w:t>가이드라인 부록 3 지역별 비작업일수(대구 지점, 2014~2023)와의 조건별 대조:</w:t>
+      </w:r>
+    </w:p>
+    <w:tbl>
+      <w:tblPr>
+        <w:tblStyle w:val="TableGrid"/>
+        <w:tblW w:type="auto" w:w="0"/>
+        <w:jc w:val="center"/>
+        <w:tblLook w:firstColumn="1" w:firstRow="1" w:lastColumn="0" w:lastRow="0" w:noHBand="0" w:noVBand="1" w:val="04A0"/>
+      </w:tblPr>
+      <w:tblGrid>
+        <w:gridCol w:w="2493"/>
+        <w:gridCol w:w="2493"/>
+        <w:gridCol w:w="2493"/>
+        <w:gridCol w:w="2493"/>
+      </w:tblGrid>
+      <w:tr>
+        <w:tc>
+          <w:tcPr>
+            <w:tcW w:type="dxa" w:w="4535"/>
+            <w:shd w:val="clear" w:color="auto" w:fill="EEF2F7"/>
+          </w:tcPr>
+          <w:p>
+            <w:r/>
+            <w:r>
+              <w:rPr>
+                <w:rFonts w:ascii="맑은 고딕" w:hAnsi="맑은 고딕" w:eastAsia="맑은 고딕"/>
+                <w:b/>
+                <w:sz w:val="18"/>
+              </w:rPr>
+              <w:t>조건</w:t>
+            </w:r>
+          </w:p>
+        </w:tc>
+        <w:tc>
+          <w:tcPr>
+            <w:tcW w:type="dxa" w:w="1701"/>
+            <w:shd w:val="clear" w:color="auto" w:fill="EEF2F7"/>
+          </w:tcPr>
+          <w:p>
+            <w:r/>
+            <w:r>
+              <w:rPr>
+                <w:rFonts w:ascii="맑은 고딕" w:hAnsi="맑은 고딕" w:eastAsia="맑은 고딕"/>
+                <w:b/>
+                <w:sz w:val="18"/>
+              </w:rPr>
+              <w:t>부록 3 연간</w:t>
+            </w:r>
+          </w:p>
+        </w:tc>
+        <w:tc>
+          <w:tcPr>
+            <w:tcW w:type="dxa" w:w="1701"/>
+            <w:shd w:val="clear" w:color="auto" w:fill="EEF2F7"/>
+          </w:tcPr>
+          <w:p>
+            <w:r/>
+            <w:r>
+              <w:rPr>
+                <w:rFonts w:ascii="맑은 고딕" w:hAnsi="맑은 고딕" w:eastAsia="맑은 고딕"/>
+                <w:b/>
+                <w:sz w:val="18"/>
+              </w:rPr>
+              <w:t>본 산정 연간</w:t>
+            </w:r>
+          </w:p>
+        </w:tc>
+        <w:tc>
+          <w:tcPr>
+            <w:tcW w:type="dxa" w:w="1701"/>
+            <w:shd w:val="clear" w:color="auto" w:fill="EEF2F7"/>
+          </w:tcPr>
+          <w:p>
+            <w:r/>
+            <w:r>
+              <w:rPr>
+                <w:rFonts w:ascii="맑은 고딕" w:hAnsi="맑은 고딕" w:eastAsia="맑은 고딕"/>
+                <w:b/>
+                <w:sz w:val="18"/>
+              </w:rPr>
+              <w:t>차이</w:t>
+            </w:r>
+          </w:p>
+        </w:tc>
+      </w:tr>
+      <w:tr>
+        <w:tc>
+          <w:tcPr>
+            <w:tcW w:type="dxa" w:w="4535"/>
+          </w:tcPr>
+          <w:p>
+            <w:r/>
+            <w:r>
+              <w:rPr>
+                <w:rFonts w:ascii="맑은 고딕" w:hAnsi="맑은 고딕" w:eastAsia="맑은 고딕"/>
+                <w:b w:val="0"/>
+                <w:sz w:val="18"/>
+              </w:rPr>
+              <w:t>일강수량 3mm 이상</w:t>
+            </w:r>
+          </w:p>
+        </w:tc>
+        <w:tc>
+          <w:tcPr>
+            <w:tcW w:type="dxa" w:w="1701"/>
+          </w:tcPr>
+          <w:p>
+            <w:pPr>
+              <w:jc w:val="right"/>
+            </w:pPr>
+            <w:r/>
+            <w:r>
+              <w:rPr>
+                <w:rFonts w:ascii="맑은 고딕" w:hAnsi="맑은 고딕" w:eastAsia="맑은 고딕"/>
+                <w:b w:val="0"/>
+                <w:sz w:val="18"/>
+              </w:rPr>
+              <w:t>53.1</w:t>
+            </w:r>
+          </w:p>
+        </w:tc>
+        <w:tc>
+          <w:tcPr>
+            <w:tcW w:type="dxa" w:w="1701"/>
+          </w:tcPr>
+          <w:p>
+            <w:pPr>
+              <w:jc w:val="right"/>
+            </w:pPr>
+            <w:r/>
+            <w:r>
+              <w:rPr>
+                <w:rFonts w:ascii="맑은 고딕" w:hAnsi="맑은 고딕" w:eastAsia="맑은 고딕"/>
+                <w:b w:val="0"/>
+                <w:sz w:val="18"/>
+              </w:rPr>
+              <w:t>54</w:t>
+            </w:r>
+          </w:p>
+        </w:tc>
+        <w:tc>
+          <w:tcPr>
+            <w:tcW w:type="dxa" w:w="1701"/>
+          </w:tcPr>
+          <w:p>
+            <w:pPr>
+              <w:jc w:val="right"/>
+            </w:pPr>
+            <w:r/>
+            <w:r>
+              <w:rPr>
+                <w:rFonts w:ascii="맑은 고딕" w:hAnsi="맑은 고딕" w:eastAsia="맑은 고딕"/>
+                <w:b w:val="0"/>
+                <w:sz w:val="18"/>
+              </w:rPr>
+              <w:t>+0.9</w:t>
+            </w:r>
+          </w:p>
+        </w:tc>
+      </w:tr>
+      <w:tr>
+        <w:tc>
+          <w:tcPr>
+            <w:tcW w:type="dxa" w:w="4535"/>
+          </w:tcPr>
+          <w:p>
+            <w:r/>
+            <w:r>
+              <w:rPr>
+                <w:rFonts w:ascii="맑은 고딕" w:hAnsi="맑은 고딕" w:eastAsia="맑은 고딕"/>
+                <w:b w:val="0"/>
+                <w:sz w:val="18"/>
+              </w:rPr>
+              <w:t>혹서기 체감온도 33℃ 이상</w:t>
+            </w:r>
+          </w:p>
+        </w:tc>
+        <w:tc>
+          <w:tcPr>
+            <w:tcW w:type="dxa" w:w="1701"/>
+          </w:tcPr>
+          <w:p>
+            <w:pPr>
+              <w:jc w:val="right"/>
+            </w:pPr>
+            <w:r/>
+            <w:r>
+              <w:rPr>
+                <w:rFonts w:ascii="맑은 고딕" w:hAnsi="맑은 고딕" w:eastAsia="맑은 고딕"/>
+                <w:b w:val="0"/>
+                <w:sz w:val="18"/>
+              </w:rPr>
+              <w:t>24.8</w:t>
+            </w:r>
+          </w:p>
+        </w:tc>
+        <w:tc>
+          <w:tcPr>
+            <w:tcW w:type="dxa" w:w="1701"/>
+          </w:tcPr>
+          <w:p>
+            <w:pPr>
+              <w:jc w:val="right"/>
+            </w:pPr>
+            <w:r/>
+            <w:r>
+              <w:rPr>
+                <w:rFonts w:ascii="맑은 고딕" w:hAnsi="맑은 고딕" w:eastAsia="맑은 고딕"/>
+                <w:b w:val="0"/>
+                <w:sz w:val="18"/>
+              </w:rPr>
+              <w:t>23.8</w:t>
+            </w:r>
+          </w:p>
+        </w:tc>
+        <w:tc>
+          <w:tcPr>
+            <w:tcW w:type="dxa" w:w="1701"/>
+          </w:tcPr>
+          <w:p>
+            <w:pPr>
+              <w:jc w:val="right"/>
+            </w:pPr>
+            <w:r/>
+            <w:r>
+              <w:rPr>
+                <w:rFonts w:ascii="맑은 고딕" w:hAnsi="맑은 고딕" w:eastAsia="맑은 고딕"/>
+                <w:b w:val="0"/>
+                <w:sz w:val="18"/>
+              </w:rPr>
+              <w:t>-1.0</w:t>
+            </w:r>
+          </w:p>
+        </w:tc>
+      </w:tr>
+    </w:tbl>
+    <w:p>
+      <w:pPr>
+        <w:spacing w:after="40"/>
+      </w:pPr>
+    </w:p>
+    <w:p>
+      <w:pPr>
+        <w:spacing w:after="80"/>
+      </w:pPr>
+      <w:r>
+        <w:rPr>
+          <w:rFonts w:ascii="맑은 고딕" w:hAnsi="맑은 고딕" w:eastAsia="맑은 고딕"/>
+          <w:b w:val="0"/>
+          <w:sz w:val="18"/>
+        </w:rPr>
+        <w:t>실적 공기 대조(부록 5 산정공식): 시설물 유형·총공사비 미입력으로 생략.</w:t>
+      </w:r>
+    </w:p>
+    <w:p>
+      <w:pPr>
+        <w:spacing w:before="240" w:after="80"/>
+        <w:pBdr>
+          <w:bottom w:val="single" w:sz="8" w:space="1" w:color="0F3D6E"/>
+        </w:pBdr>
+      </w:pPr>
+      <w:r>
+        <w:rPr>
+          <w:rFonts w:ascii="맑은 고딕" w:hAnsi="맑은 고딕" w:eastAsia="맑은 고딕"/>
+          <w:b/>
+          <w:color w:val="0F3D6E"/>
+          <w:sz w:val="24"/>
+        </w:rPr>
+        <w:t>8. 적정성 검토 의견</w:t>
       </w:r>
     </w:p>
     <w:tbl>
@@ -6990,7 +8084,7 @@
                 <w:b w:val="0"/>
                 <w:sz w:val="20"/>
               </w:rPr>
-              <w:t>계획 공기 230일은 산정 공사기간 234일 대비 4일 부족(98%)으로 「검토 필요」으로 판단됩니다. 계획 공기가 산정 공기보다 4일 부족합니다. 투입조 증원 또는 공정 병행으로 회복 가능한 범위(10% 이내)입니다. 주공정선상의 공정은 여유일수가 없으므로 착수 시점의 자재·장비 확보와 8월 전후의 기상 비작업일 집중 구간에 대한 대비가 공기 준수의 핵심 관리 항목입니다.</w:t>
+              <w:t>계획 공기 205일은 산정 공사기간 208일 대비 3일 부족(99%)으로 「검토 필요」으로 판단됩니다. 계획 공기가 산정 공기보다 3일 부족합니다. 투입조 증원 또는 공정 병행으로 회복 가능한 범위(10% 이내)입니다. 주공정선상의 공정은 여유일수가 없으므로 착수 시점의 자재·장비 확보와 8월 전후의 기상 비작업일 집중 구간에 대한 대비가 공기 준수의 핵심 관리 항목입니다.</w:t>
             </w:r>
           </w:p>
         </w:tc>
@@ -7015,7 +8109,7 @@
           <w:color w:val="0F3D6E"/>
           <w:sz w:val="24"/>
         </w:rPr>
-        <w:t>8. 산정 근거 및 유의사항</w:t>
+        <w:t>9. 산정 근거 및 유의사항</w:t>
       </w:r>
     </w:p>
     <w:p>
@@ -7068,6 +8162,32 @@
           <w:sz w:val="18"/>
         </w:rPr>
         <w:t>기상자료: 기상청 ASOS 일자료, 지점 대구(143), 2016~2025 (공공데이터포털 API)</w:t>
+      </w:r>
+    </w:p>
+    <w:p>
+      <w:pPr>
+        <w:pStyle w:val="ListBullet"/>
+      </w:pPr>
+      <w:r>
+        <w:rPr>
+          <w:rFonts w:ascii="맑은 고딕" w:hAnsi="맑은 고딕" w:eastAsia="맑은 고딕"/>
+          <w:b w:val="0"/>
+          <w:sz w:val="18"/>
+        </w:rPr>
+        <w:t>준비기간: 설정값 (현장 규모 기준) / 정리기간: 설정값 — 국토부 기준: 주요공종 완료 후 준공 전 1개월 범위, 비작업일수 미계상</w:t>
+      </w:r>
+    </w:p>
+    <w:p>
+      <w:pPr>
+        <w:pStyle w:val="ListBullet"/>
+      </w:pPr>
+      <w:r>
+        <w:rPr>
+          <w:rFonts w:ascii="맑은 고딕" w:hAnsi="맑은 고딕" w:eastAsia="맑은 고딕"/>
+          <w:b w:val="0"/>
+          <w:sz w:val="18"/>
+        </w:rPr>
+        <w:t>산정근거 명시 항목(2019 훈령 제15조): 준비기간 · 작업일수 (표준작업량 등 근거) · 비작업일수 산정 시 적용한 기상조건 · 정리기간 · 보정 사유 및 기간 · 시공조건</w:t>
       </w:r>
     </w:p>
     <w:p>

--- a/260921_construction-period-review/meeting/sample-report.docx
+++ b/260921_construction-period-review/meeting/sample-report.docx
@@ -28,7 +28,7 @@
           <w:color w:val="5A5A5A"/>
           <w:sz w:val="18"/>
         </w:rPr>
-        <w:t>대구 달서구 ○○공공청사 신축 · 검토일 2026년 9월 28일 · 문서번호 CPR-20260928-01</w:t>
+        <w:t>대구 달서구 ○○공공청사 신축 · 검토일 2026년 9월 29일 · 문서번호 CPR-20260929-01</w:t>
       </w:r>
     </w:p>
     <w:tbl>
@@ -6966,7 +6966,7 @@
           <w:b w:val="0"/>
           <w:sz w:val="20"/>
         </w:rPr>
-        <w:t>국토교통부 「공공 건설공사의 공사기간 산정기준」(2019 훈령) 및 「2024년 적정 공사기간 확보를 위한 가이드라인」의 산식과 참고값으로 본 산정을 검산한 결과입니다. 비작업일수 산식(A+B−C, 주 40시간 하한 적용)으로 계산한 토공·옥외 기준 연간 비작업일수는 135일이며, 본 산정의 일별 배치 기준 130.1일입니다.</w:t>
+        <w:t>국토교통부 「공공 건설공사의 공사기간 산정기준」(국토교통부고시 제2024-1021호) 및 「2026년 적정 공사기간 확보를 위한 가이드라인」의 산식과 참고값으로 본 산정을 검산한 결과입니다. 비작업일수 산식(A+B−C, 주 40시간 하한 적용)으로 계산한 토공·옥외 기준 연간 비작업일수는 135일이며, 본 산정의 일별 배치 기준 130.1일입니다.</w:t>
       </w:r>
     </w:p>
     <w:tbl>
@@ -7778,7 +7778,7 @@
           <w:b w:val="0"/>
           <w:sz w:val="18"/>
         </w:rPr>
-        <w:t>가이드라인 부록 3 지역별 비작업일수(대구 지점, 2014~2023)와의 조건별 대조:</w:t>
+        <w:t>가이드라인 부록 3 지역별 비작업일수(대구 지점, 2015~2024)와의 조건별 대조:</w:t>
       </w:r>
     </w:p>
     <w:tbl>
@@ -7896,7 +7896,7 @@
                 <w:b w:val="0"/>
                 <w:sz w:val="18"/>
               </w:rPr>
-              <w:t>53.1</w:t>
+              <w:t>53.7</w:t>
             </w:r>
           </w:p>
         </w:tc>
@@ -7934,7 +7934,7 @@
                 <w:b w:val="0"/>
                 <w:sz w:val="18"/>
               </w:rPr>
-              <w:t>+0.9</w:t>
+              <w:t>+0.3</w:t>
             </w:r>
           </w:p>
         </w:tc>
@@ -7971,7 +7971,7 @@
                 <w:b w:val="0"/>
                 <w:sz w:val="18"/>
               </w:rPr>
-              <w:t>24.8</w:t>
+              <w:t>28.1</w:t>
             </w:r>
           </w:p>
         </w:tc>
@@ -8009,7 +8009,7 @@
                 <w:b w:val="0"/>
                 <w:sz w:val="18"/>
               </w:rPr>
-              <w:t>-1.0</w:t>
+              <w:t>-4.3</w:t>
             </w:r>
           </w:p>
         </w:tc>
@@ -8187,7 +8187,7 @@
           <w:b w:val="0"/>
           <w:sz w:val="18"/>
         </w:rPr>
-        <w:t>산정근거 명시 항목(2019 훈령 제15조): 준비기간 · 작업일수 (표준작업량 등 근거) · 비작업일수 산정 시 적용한 기상조건 · 정리기간 · 보정 사유 및 기간 · 시공조건</w:t>
+        <w:t>산정근거 명시 항목(고시 제5조 · 2026 가이드라인 제3장 1.): 공사 개요 · 준비기간 · 정리기간 · 비작업일수 산정근거 (법정공휴일·적용 기상조건·월별 비작업일수) · 작업일수 산정근거 (단위작업별 실작업일수·1일 작업량 근거) · 요약공정표 (전체 공사기간·준비 및 정리기간·주공정선)</w:t>
       </w:r>
     </w:p>
     <w:p>
